--- a/deliverables/VIDEOS_4-21_STORY_LED/VIDEO_4_STORY_LED_PACKAGE/06_Publishing/Publishing_Materials.docx
+++ b/deliverables/VIDEOS_4-21_STORY_LED/VIDEO_4_STORY_LED_PACKAGE/06_Publishing/Publishing_Materials.docx
@@ -68,7 +68,7 @@
         <w:rPr>
           <w:sz w:val="21"/>
         </w:rPr>
-        <w:t>Sunday, September 13, 2026 | 2:34 PM CT</w:t>
+        <w:t>Sunday, September 13, 2026 | 3:52 PM CT</w:t>
       </w:r>
     </w:p>
     <w:p>

--- a/deliverables/VIDEOS_4-21_STORY_LED/VIDEO_4_STORY_LED_PACKAGE/06_Publishing/Publishing_Materials.docx
+++ b/deliverables/VIDEOS_4-21_STORY_LED/VIDEO_4_STORY_LED_PACKAGE/06_Publishing/Publishing_Materials.docx
@@ -68,7 +68,7 @@
         <w:rPr>
           <w:sz w:val="21"/>
         </w:rPr>
-        <w:t>Sunday, September 13, 2026 | 3:52 PM CT</w:t>
+        <w:t>Sunday, September 13, 2026 | 4:40 PM CT</w:t>
       </w:r>
     </w:p>
     <w:p>
@@ -106,7 +106,7 @@
           <w:color w:val="9B2C10"/>
           <w:sz w:val="21"/>
         </w:rPr>
-        <w:t>Title and thumbnail wording are taken from the story-led script header. No URL, chapter timestamp, music credit or performance claim is invented anywhere in this document.</w:t>
+        <w:t>Title wording is taken from the story-led script header. Thumbnail wording of record comes from the locked V4 to V21 roadmap. No URL, chapter timestamp, music credit or performance claim is invented anywhere in this document.</w:t>
       </w:r>
     </w:p>
     <w:p>
@@ -166,7 +166,7 @@
           <w:color w:val="112345"/>
           <w:sz w:val="26"/>
         </w:rPr>
-        <w:t>NO EXPERIENCE? NOT EXACTLY.</w:t>
+        <w:t>I'D NEVER HELD THE ROLE</w:t>
       </w:r>
     </w:p>
     <w:p>
@@ -180,7 +180,7 @@
           <w:color w:val="5A6B82"/>
           <w:sz w:val="19"/>
         </w:rPr>
-        <w:t>Changed by the story-led pass. The previous package carried "I'D NEVER HELD THE ROLE". The script header wins. Thumbnail ARTWORK is not rebuilt; only the wording of record changes.</w:t>
+        <w:t>Unchanged from the locked roadmap. The story-led script document header carries 'NO EXPERIENCE? NOT EXACTLY.' as non-spoken metadata. That metadata is not packaging authority and does not override the roadmap. The source document was not edited and its hash is unchanged.</w:t>
       </w:r>
     </w:p>
     <w:p>

--- a/deliverables/VIDEOS_4-21_STORY_LED/VIDEO_4_STORY_LED_PACKAGE/06_Publishing/Publishing_Materials.docx
+++ b/deliverables/VIDEOS_4-21_STORY_LED/VIDEO_4_STORY_LED_PACKAGE/06_Publishing/Publishing_Materials.docx
@@ -68,7 +68,7 @@
         <w:rPr>
           <w:sz w:val="21"/>
         </w:rPr>
-        <w:t>Sunday, September 13, 2026 | 4:40 PM CT</w:t>
+        <w:t>Sunday, September 13, 2026 | 5:12 PM CT</w:t>
       </w:r>
     </w:p>
     <w:p>
@@ -728,7 +728,7 @@
         <w:rPr>
           <w:sz w:val="21"/>
         </w:rPr>
-        <w:t>Title and thumbnail wording match the story-led script header.</w:t>
+        <w:t>Title matches the story-led script header; thumbnail wording matches the locked V4 to V21 roadmap.</w:t>
       </w:r>
     </w:p>
     <w:p>
